--- a/docs/Sprint_Retrospective_Sprint1.docx
+++ b/docs/Sprint_Retrospective_Sprint1.docx
@@ -54,7 +54,7 @@
         <w:t xml:space="preserve">Thời gian Sprint: </w:t>
       </w:r>
       <w:r>
-        <w:t>03/09/2026 – 11/09/2026 (7 ngày làm việc)</w:t>
+        <w:t>03/09/2026 – 16/09/2026 (10 ngày làm việc)</w:t>
       </w:r>
     </w:p>
     <w:p>
@@ -63,10 +63,7 @@
         <w:ind w:left="720"/>
       </w:pPr>
       <w:r>
-        <w:t>Thành viên tham gia:</w:t>
-      </w:r>
-      <w:r>
-        <w:t xml:space="preserve"> </w:t>
+        <w:t xml:space="preserve">Thành viên tham gia: </w:t>
       </w:r>
       <w:r>
         <w:t>Đỗ Kim Thành (GitHub: David180704) — Product Owner, Scrum Master, Developer (DEV 1), Tester</w:t>
@@ -100,10 +97,10 @@
         <w:rPr>
           <w:b/>
         </w:rPr>
-        <w:t>16/16 điểm</w:t>
-      </w:r>
-      <w:r>
-        <w:t xml:space="preserve"> cam kết, cả 4 tiêu chí của Sprint Goal đạt.</w:t>
+        <w:t>16/16 điểm, đúng hạn 16/09/2026</w:t>
+      </w:r>
+      <w:r>
+        <w:t>, cả 4 tiêu chí của Sprint Goal đạt.</w:t>
       </w:r>
     </w:p>
     <w:p>
@@ -125,7 +122,7 @@
         <w:t>replica set ngay từ đầu</w:t>
       </w:r>
       <w:r>
-        <w:t xml:space="preserve"> (docker-compose) và viết test transaction sớm — rủi ro lớn nhất cho thu hộ và đối soát ở các Sprint sau được loại bỏ từ Sprint 1.</w:t>
+        <w:t xml:space="preserve"> và viết test transaction sớm — rủi ro lớn nhất cho thu hộ và đối soát ở các Sprint sau được loại bỏ từ Sprint 1.</w:t>
       </w:r>
     </w:p>
     <w:p>
@@ -138,16 +135,7 @@
         <w:spacing w:before="40" w:after="60" w:beforeAutospacing="0" w:afterAutospacing="0"/>
       </w:pPr>
       <w:r>
-        <w:t xml:space="preserve">Chốt </w:t>
-      </w:r>
-      <w:r>
-        <w:rPr>
-          <w:b/>
-        </w:rPr>
-        <w:t>chuẩn response và bảng mã lỗi</w:t>
-      </w:r>
-      <w:r>
-        <w:t xml:space="preserve"> trước khi viết API nghiệp vụ, nên mọi endpoint sau dùng chung một định dạng và thông báo lỗi tiếng Việt.</w:t>
+        <w:t>Chốt chuẩn yêu cầu và bảng mã lỗi trước khi viết API nghiệp vụ, nên mọi endpoint sau dùng chung một định dạng và thông báo lỗi tiếng Việt.</w:t>
       </w:r>
     </w:p>
     <w:p>
@@ -194,16 +182,7 @@
         <w:spacing w:before="40" w:after="60" w:beforeAutospacing="0" w:afterAutospacing="0"/>
       </w:pPr>
       <w:r>
-        <w:t xml:space="preserve">Ước lượng thiếu cho thiết kế dữ liệu: US-02 vượt 1 điểm (6 thay vì 5) vì 12 collection nhiều hơn dự kiến → phải </w:t>
-      </w:r>
-      <w:r>
-        <w:rPr>
-          <w:b/>
-        </w:rPr>
-        <w:t>làm thêm giờ ngày 11/09</w:t>
-      </w:r>
-      <w:r>
-        <w:t>.</w:t>
+        <w:t>Ước lượng thiếu cho thiết kế dữ liệu: US-02 vượt 1 điểm (6 thay vì 5) vì 12 collection nhiều hơn dự kiến — dùng 0,5/1,50 ngày dự phòng.</w:t>
       </w:r>
     </w:p>
     <w:p>
@@ -229,7 +208,7 @@
         <w:spacing w:before="40" w:after="60" w:beforeAutospacing="0" w:afterAutospacing="0"/>
       </w:pPr>
       <w:r>
-        <w:t>Kế hoạch xếp 8 task thành một chuỗi thẳng, không có thời gian dự phòng; PERT cho thấy tổng công 7,5 ngày &gt; 7 ngày ngay từ đầu.</w:t>
+        <w:t>Bản kế hoạch đầu tiên không có ngày phân tích và dự phòng (Sprint 7 ngày cho 7,5 ngày việc) — đã lập lại theo PERT.</w:t>
       </w:r>
     </w:p>
     <w:p>
@@ -267,7 +246,7 @@
         <w:spacing w:before="40" w:after="60" w:beforeAutospacing="0" w:afterAutospacing="0"/>
       </w:pPr>
       <w:r>
-        <w:t>Sprint ngắn: chỉ 7 ngày làm việc vì bắt đầu sau lễ 02/09.</w:t>
+        <w:t>Sprint bắt đầu giữa tuần, ngay sau lễ 02/09; chưa có số liệu năng lực thực của nhóm.</w:t>
       </w:r>
     </w:p>
     <w:p>
@@ -280,7 +259,7 @@
         <w:spacing w:before="40" w:after="60" w:beforeAutospacing="0" w:afterAutospacing="0"/>
       </w:pPr>
       <w:r>
-        <w:t>Transaction MongoDB bắt buộc replica set; chuỗi kết nối từ máy host không được có replicaSet=rs0 (tên nội bộ mongo:27017 không phân giải được) — mất thời gian tìm ra phải dùng directConnection=true.</w:t>
+        <w:t>Transaction MongoDB bắt buộc replica set; chuỗi kết nối từ máy host không được có replicaSet=rs0 — phải dùng directConnection=true.</w:t>
       </w:r>
     </w:p>
     <w:p>
@@ -318,16 +297,7 @@
         <w:spacing w:before="40" w:after="60" w:beforeAutospacing="0" w:afterAutospacing="0"/>
       </w:pPr>
       <w:r>
-        <w:t xml:space="preserve">Story thiết kế dữ liệu và phân quyền nhiều cấp cần </w:t>
-      </w:r>
-      <w:r>
-        <w:rPr>
-          <w:b/>
-        </w:rPr>
-        <w:t>nhân hệ số 1,2</w:t>
-      </w:r>
-      <w:r>
-        <w:t xml:space="preserve"> khi ước lượng.</w:t>
+        <w:t>Mỗi Sprint phải có ngày phân tích và dự phòng tính từ PERT; task rủi ro đặt ước lượng bi quan P cao.</w:t>
       </w:r>
     </w:p>
     <w:p>
@@ -340,7 +310,7 @@
         <w:spacing w:before="40" w:after="60" w:beforeAutospacing="0" w:afterAutospacing="0"/>
       </w:pPr>
       <w:r>
-        <w:t>Vẽ PERT theo phụ thuộc kỹ thuật để thấy việc làm được sớm (T7 chỉ cần T2) và giữ dự phòng ≥ 0,5 ngày.</w:t>
+        <w:t>Trễ hạn thì dùng dự phòng, hết dự phòng thì thêm thời gian — không cắt việc.</w:t>
       </w:r>
     </w:p>
     <w:p>
@@ -378,7 +348,7 @@
         <w:spacing w:before="40" w:after="60" w:beforeAutospacing="0" w:afterAutospacing="0"/>
       </w:pPr>
       <w:r>
-        <w:t>Áp hệ số 1,2 khi ước lượng US-09 (phân quyền) ở Sprint 2.</w:t>
+        <w:t>Sprint 2 lập theo PERT: 14 ngày gồm 1 ngày phân tích và 1,75 ngày dự phòng; T5 (phân quyền) đặt P = 3,25 ngày.</w:t>
       </w:r>
     </w:p>
     <w:p>
@@ -397,7 +367,7 @@
         <w:rPr>
           <w:b/>
         </w:rPr>
-        <w:t>CI (US-05) ngay ngày đầu Sprint 2</w:t>
+        <w:t>CI (US-05) ngay sau ngày phân tích của Sprint 2</w:t>
       </w:r>
       <w:r>
         <w:t xml:space="preserve"> để mọi commit được lint + test tự động.</w:t>
@@ -426,7 +396,7 @@
         <w:spacing w:before="40" w:after="60" w:beforeAutospacing="0" w:afterAutospacing="0"/>
       </w:pPr>
       <w:r>
-        <w:t>Theo dõi tiến độ hằng ngày; nếu task trên đường găng trễ thì quyết định cắt phạm vi sớm, không dồn cuối Sprint.</w:t>
+        <w:t>Theo dõi tiến độ hằng ngày so với lịch PERT; ghi ngay khi dùng tới ngày dự phòng.</w:t>
       </w:r>
     </w:p>
     <w:p>
@@ -687,6 +657,7 @@
             <w:r>
               <w:rPr>
                 <w:rFonts w:ascii="Times New Roman" w:hAnsi="Times New Roman"/>
+                <w:b w:val="0"/>
               </w:rPr>
               <w:t>Đỗ Kim Thành</w:t>
             </w:r>
@@ -709,8 +680,9 @@
             <w:r>
               <w:rPr>
                 <w:rFonts w:ascii="Times New Roman" w:hAnsi="Times New Roman"/>
+                <w:b w:val="0"/>
               </w:rPr>
-              <w:t>US-01 → US-04 (T1–T8): môi trường Docker, thiết kế dữ liệu, xác thực JWT, chuẩn response, Swagger, kiểm thử</w:t>
+              <w:t>US-01 → US-04 (PT, T1–T7, KT): môi trường Docker, thiết kế dữ liệu, xác thực JWT, chuẩn response, Swagger, kiểm thử</w:t>
             </w:r>
           </w:p>
         </w:tc>
@@ -731,8 +703,9 @@
             <w:r>
               <w:rPr>
                 <w:rFonts w:ascii="Times New Roman" w:hAnsi="Times New Roman"/>
+                <w:b w:val="0"/>
               </w:rPr>
-              <w:t>100% (16/16 điểm)</w:t>
+              <w:t>100% (16/16 điểm), đúng hạn</w:t>
             </w:r>
           </w:p>
         </w:tc>
@@ -753,6 +726,7 @@
             <w:r>
               <w:rPr>
                 <w:rFonts w:ascii="Times New Roman" w:hAnsi="Times New Roman"/>
+                <w:b w:val="0"/>
               </w:rPr>
               <w:t>9/10</w:t>
             </w:r>
@@ -775,8 +749,9 @@
             <w:r>
               <w:rPr>
                 <w:rFonts w:ascii="Times New Roman" w:hAnsi="Times New Roman"/>
+                <w:b w:val="0"/>
               </w:rPr>
-              <w:t>Nhóm 1 thành viên — tự nhận xét: đạt đủ cam kết; trừ điểm vì ERD đưa vào muộn và phải làm thêm giờ.</w:t>
+              <w:t>Nhóm 1 thành viên — tự nhận xét: đạt đủ cam kết, đúng hạn; trừ điểm vì ERD đưa vào muộn.</w:t>
             </w:r>
           </w:p>
         </w:tc>
@@ -797,6 +772,7 @@
             <w:r>
               <w:rPr>
                 <w:rFonts w:ascii="Times New Roman" w:hAnsi="Times New Roman"/>
+                <w:b w:val="0"/>
               </w:rPr>
               <w:t>Không áp dụng (nhóm 1 người)</w:t>
             </w:r>
@@ -811,11 +787,17 @@
         <w:rPr>
           <w:sz w:val="2"/>
         </w:rPr>
+        <w:rPr>
+          <w:sz w:val="2"/>
+        </w:rPr>
       </w:pPr>
     </w:p>
     <w:p>
       <w:pPr>
         <w:spacing w:before="0" w:after="0" w:line="240" w:lineRule="auto" w:beforeAutospacing="0" w:afterAutospacing="0"/>
+        <w:rPr>
+          <w:sz w:val="2"/>
+        </w:rPr>
         <w:rPr>
           <w:sz w:val="2"/>
         </w:rPr>
